--- a/public/notes/posts/MEDIUM_POST.docx
+++ b/public/notes/posts/MEDIUM_POST.docx
@@ -12,7 +12,7 @@
           <w:color w:val="1A1A1A"/>
           <w:sz w:val="44"/>
         </w:rPr>
-        <w:t>We Built a System That Generates 207 Test Cases from User Stories — Here's What We Learned</w:t>
+        <w:t>We Built a System That Generates 870 Test Cases from User Stories — Here's What We Learned</w:t>
       </w:r>
     </w:p>
     <w:p>
@@ -339,11 +339,9 @@
         <w:rPr>
           <w:b/>
         </w:rPr>
-        <w:t>207</w:t>
+        <w:t>870 test cases generated and uploaded to Azure DevOps via the ai-test-gen pipeline (12 stories with detailed local output)</w:t>
       </w:r>
-      <w:r>
-        <w:t xml:space="preserve"> test cases generated and uploaded via the ai-test-gen pipeline (12 stories with detailed local output)</w:t>
-      </w:r>
+      <w:r/>
     </w:p>
     <w:p>
       <w:pPr>
@@ -353,11 +351,9 @@
         <w:rPr>
           <w:b/>
         </w:rPr>
-        <w:t>870</w:t>
+        <w:t>12 stories with detailed local output retained for traceability analysis</w:t>
       </w:r>
-      <w:r>
-        <w:t xml:space="preserve"> total test cases now live in Azure DevOps Test Plans (including AI-generated + manually authored)</w:t>
-      </w:r>
+      <w:r/>
     </w:p>
     <w:p>
       <w:pPr>
@@ -367,11 +363,9 @@
         <w:rPr>
           <w:b/>
         </w:rPr>
-        <w:t>50</w:t>
+        <w:t>49 stories have test coverage (89%)</w:t>
       </w:r>
-      <w:r>
-        <w:t xml:space="preserve"> stories have full test coverage (91%)</w:t>
-      </w:r>
+      <w:r/>
     </w:p>
     <w:p>
       <w:pPr>
@@ -381,11 +375,9 @@
         <w:rPr>
           <w:b/>
         </w:rPr>
-        <w:t>1,563</w:t>
+        <w:t>1,549 individual test steps across the 12-story sample</w:t>
       </w:r>
-      <w:r>
-        <w:t xml:space="preserve"> individual test steps generated by the pipeline</w:t>
-      </w:r>
+      <w:r/>
     </w:p>
     <w:p>
       <w:pPr>
@@ -406,7 +398,7 @@
         <w:rPr>
           <w:sz w:val="22"/>
         </w:rPr>
-        <w:t>For the 12 stories where we have detailed timing data:</w:t>
+        <w:t>For the 12-story sample where we have detailed local output:</w:t>
       </w:r>
     </w:p>
     <w:p>
@@ -414,7 +406,7 @@
         <w:pStyle w:val="ListBullet"/>
       </w:pPr>
       <w:r>
-        <w:t>Manual estimate: 69 hours (207 TCs x 20 min each)</w:t>
+        <w:t>Manual estimate: 67.7 hours (203 TCs × 20 min each)</w:t>
       </w:r>
     </w:p>
     <w:p>
@@ -430,7 +422,7 @@
         <w:pStyle w:val="ListBullet"/>
       </w:pPr>
       <w:r>
-        <w:t>Time saved: 63.5 hours — a 92% reduction</w:t>
+        <w:t>Time saved: 62.2 hours — a 92% reduction</w:t>
       </w:r>
     </w:p>
     <w:p>
@@ -441,7 +433,7 @@
         <w:rPr>
           <w:sz w:val="22"/>
         </w:rPr>
-        <w:t>Projected across the full project (all 55 stories, 870 total test cases): 267 hours saved.</w:t>
+        <w:t>Across the full project (all 49 stories, 870 test cases): 268 hours saved.</w:t>
       </w:r>
     </w:p>
     <w:p>
@@ -479,7 +471,7 @@
         <w:pStyle w:val="ListBullet"/>
       </w:pPr>
       <w:r>
-        <w:t>Total LLM cost for 12 stories (207 TCs): $0.48</w:t>
+        <w:t>LLM cost for 12-story sample (203 TCs): $0.41</w:t>
       </w:r>
     </w:p>
     <w:p>
@@ -487,7 +479,7 @@
         <w:pStyle w:val="ListBullet"/>
       </w:pPr>
       <w:r>
-        <w:t>Projected cost for all 55 stories: $2.20</w:t>
+        <w:t>Total LLM cost for all 870 TCs: $1.74</w:t>
       </w:r>
     </w:p>
     <w:p>
@@ -495,7 +487,7 @@
         <w:pStyle w:val="ListBullet"/>
       </w:pPr>
       <w:r>
-        <w:t>Human equivalent: $11,600 (at $40/hr — conservative; U.S. BLS median is $49/hr*)</w:t>
+        <w:t>Manual equivalent: $11,600 (at $40/hr — conservative; U.S. BLS median is $49/hr*)</w:t>
       </w:r>
     </w:p>
     <w:p>
@@ -539,7 +531,7 @@
         <w:rPr>
           <w:sz w:val="22"/>
         </w:rPr>
-        <w:t>Speed means nothing if the tests are wrong. We performed detailed manual reviews of 32 test cases across 2 user stories (3 review passes). Here's what we found:</w:t>
+        <w:t>Speed means nothing if the tests are wrong. We performed detailed manual reviews of 31 test cases across 2 user stories (3 review passes). Here's what we found:</w:t>
       </w:r>
     </w:p>
     <w:p>
